--- a/24_Lesson_Cards/ES/Booklet_3-5.docx
+++ b/24_Lesson_Cards/ES/Booklet_3-5.docx
@@ -11,7 +11,7 @@
         <w:drawing>
           <wp:inline xmlns:a="http://schemas.openxmlformats.org/drawingml/2006/main" xmlns:pic="http://schemas.openxmlformats.org/drawingml/2006/picture">
             <wp:extent cx="1531979" cy="548640"/>
-            <wp:docPr id="1" name="Picture 1" descr="Hackles logo: Hackle, a smiling yellow creature, beside the word Hackles."/>
+            <wp:docPr id="1" name="Picture 1" descr="Hackles logo: Hackle, a smiling baby hedgehog, beside the word Hackles."/>
             <wp:cNvGraphicFramePr>
               <a:graphicFrameLocks noChangeAspect="1"/>
             </wp:cNvGraphicFramePr>
@@ -628,7 +628,7 @@
           <w:color w:val="2B2D42"/>
           <w:sz w:val="21"/>
         </w:rPr>
-        <w:t>A free kit by Competence Collective · competencecollective.org</w:t>
+        <w:t>Hackles · a free kit · quillsup.org</w:t>
       </w:r>
     </w:p>
     <w:p>
@@ -865,7 +865,7 @@
     <w:p>
       <w:r>
         <w:rPr/>
-        <w:t>Un kit gratuito de Competence Collective · competencecollective.org. © 2026 Competence Collective. Texto de las lecciones: CC BY-NC 4.0. Nombre, logotipos y arte de Hackles: todos los derechos reservados.</w:t>
+        <w:t>Hackles · un kit gratuito · quillsup.org. © 2026 Competence Collective. Texto de las lecciones: CC BY-NC 4.0. Nombre, logotipos y arte de Hackles: todos los derechos reservados.</w:t>
       </w:r>
     </w:p>
     <w:p>
@@ -2155,12 +2155,12 @@
       </w:pPr>
       <w:r>
         <w:rPr>
-          <w:rFonts w:ascii="Segoe Print" w:hAnsi="Segoe Print"/>
+          <w:rFonts w:ascii="Calibri" w:hAnsi="Calibri"/>
           <w:b/>
           <w:color w:val="A8400A"/>
-          <w:sz w:val="28"/>
+          <w:sz w:val="18"/>
         </w:rPr>
-        <w:t>Section 1</w:t>
+        <w:t>SECTION 1</w:t>
       </w:r>
     </w:p>
     <w:p>
@@ -2219,12 +2219,12 @@
             </w:pPr>
             <w:r>
               <w:rPr>
-                <w:rFonts w:ascii="Segoe Print" w:hAnsi="Segoe Print"/>
+                <w:rFonts w:ascii="Calibri" w:hAnsi="Calibri"/>
                 <w:b/>
                 <w:color w:val="2F6F73"/>
-                <w:sz w:val="24"/>
+                <w:sz w:val="15"/>
               </w:rPr>
-              <w:t>Field note</w:t>
+              <w:t>FIELD NOTE</w:t>
             </w:r>
             <w:r>
               <w:rPr>
@@ -2257,13 +2257,13 @@
             <w:r>
               <w:rPr>
                 <w:b/>
-                <w:sz w:val="22"/>
+                <w:sz w:val="19"/>
               </w:rPr>
               <w:t>Se recomienda avisar a la consejería.</w:t>
             </w:r>
             <w:r>
               <w:rPr>
-                <w:sz w:val="22"/>
+                <w:sz w:val="19"/>
               </w:rPr>
               <w:t xml:space="preserve"> Invita a que los estudiantes cuenten algo. Dile a tu consejería en qué semana la enseñarás.</w:t>
             </w:r>
@@ -2853,12 +2853,12 @@
       </w:pPr>
       <w:r>
         <w:rPr>
-          <w:rFonts w:ascii="Segoe Print" w:hAnsi="Segoe Print"/>
+          <w:rFonts w:ascii="Calibri" w:hAnsi="Calibri"/>
           <w:b/>
           <w:color w:val="A8400A"/>
-          <w:sz w:val="28"/>
+          <w:sz w:val="18"/>
         </w:rPr>
-        <w:t>Section 2</w:t>
+        <w:t>SECTION 2</w:t>
       </w:r>
     </w:p>
     <w:p>
@@ -3417,12 +3417,12 @@
       </w:pPr>
       <w:r>
         <w:rPr>
-          <w:rFonts w:ascii="Segoe Print" w:hAnsi="Segoe Print"/>
+          <w:rFonts w:ascii="Calibri" w:hAnsi="Calibri"/>
           <w:b/>
           <w:color w:val="A8400A"/>
-          <w:sz w:val="28"/>
+          <w:sz w:val="18"/>
         </w:rPr>
-        <w:t>Section 3</w:t>
+        <w:t>SECTION 3</w:t>
       </w:r>
     </w:p>
     <w:p>
@@ -3991,12 +3991,12 @@
       </w:pPr>
       <w:r>
         <w:rPr>
-          <w:rFonts w:ascii="Segoe Print" w:hAnsi="Segoe Print"/>
+          <w:rFonts w:ascii="Calibri" w:hAnsi="Calibri"/>
           <w:b/>
           <w:color w:val="A8400A"/>
-          <w:sz w:val="28"/>
+          <w:sz w:val="18"/>
         </w:rPr>
-        <w:t>Section 4</w:t>
+        <w:t>SECTION 4</w:t>
       </w:r>
     </w:p>
     <w:p>
@@ -4565,12 +4565,12 @@
       </w:pPr>
       <w:r>
         <w:rPr>
-          <w:rFonts w:ascii="Segoe Print" w:hAnsi="Segoe Print"/>
+          <w:rFonts w:ascii="Calibri" w:hAnsi="Calibri"/>
           <w:b/>
           <w:color w:val="A8400A"/>
-          <w:sz w:val="28"/>
+          <w:sz w:val="18"/>
         </w:rPr>
-        <w:t>Section 5</w:t>
+        <w:t>SECTION 5</w:t>
       </w:r>
     </w:p>
     <w:p>
@@ -5139,12 +5139,12 @@
       </w:pPr>
       <w:r>
         <w:rPr>
-          <w:rFonts w:ascii="Segoe Print" w:hAnsi="Segoe Print"/>
+          <w:rFonts w:ascii="Calibri" w:hAnsi="Calibri"/>
           <w:b/>
           <w:color w:val="A8400A"/>
-          <w:sz w:val="28"/>
+          <w:sz w:val="18"/>
         </w:rPr>
-        <w:t>Section 6</w:t>
+        <w:t>SECTION 6</w:t>
       </w:r>
     </w:p>
     <w:p>
@@ -5203,12 +5203,12 @@
             </w:pPr>
             <w:r>
               <w:rPr>
-                <w:rFonts w:ascii="Segoe Print" w:hAnsi="Segoe Print"/>
+                <w:rFonts w:ascii="Calibri" w:hAnsi="Calibri"/>
                 <w:b/>
                 <w:color w:val="2F6F73"/>
-                <w:sz w:val="24"/>
+                <w:sz w:val="15"/>
               </w:rPr>
-              <w:t>Field note</w:t>
+              <w:t>FIELD NOTE</w:t>
             </w:r>
             <w:r>
               <w:rPr>
@@ -5241,13 +5241,13 @@
             <w:r>
               <w:rPr>
                 <w:b/>
-                <w:sz w:val="22"/>
+                <w:sz w:val="19"/>
               </w:rPr>
               <w:t>Se recomienda avisar a la consejería.</w:t>
             </w:r>
             <w:r>
               <w:rPr>
-                <w:sz w:val="22"/>
+                <w:sz w:val="19"/>
               </w:rPr>
               <w:t xml:space="preserve"> Señales de manipulación (grooming) y presión. Dile a tu consejería en qué semana la enseñarás.</w:t>
             </w:r>
@@ -5818,12 +5818,12 @@
       </w:pPr>
       <w:r>
         <w:rPr>
-          <w:rFonts w:ascii="Segoe Print" w:hAnsi="Segoe Print"/>
+          <w:rFonts w:ascii="Calibri" w:hAnsi="Calibri"/>
           <w:b/>
           <w:color w:val="A8400A"/>
-          <w:sz w:val="28"/>
+          <w:sz w:val="18"/>
         </w:rPr>
-        <w:t>Section 7</w:t>
+        <w:t>SECTION 7</w:t>
       </w:r>
     </w:p>
     <w:p>
@@ -5882,12 +5882,12 @@
             </w:pPr>
             <w:r>
               <w:rPr>
-                <w:rFonts w:ascii="Segoe Print" w:hAnsi="Segoe Print"/>
+                <w:rFonts w:ascii="Calibri" w:hAnsi="Calibri"/>
                 <w:b/>
                 <w:color w:val="2F6F73"/>
-                <w:sz w:val="24"/>
+                <w:sz w:val="15"/>
               </w:rPr>
-              <w:t>Field note</w:t>
+              <w:t>FIELD NOTE</w:t>
             </w:r>
             <w:r>
               <w:rPr>
@@ -5920,13 +5920,13 @@
             <w:r>
               <w:rPr>
                 <w:b/>
-                <w:sz w:val="22"/>
+                <w:sz w:val="19"/>
               </w:rPr>
               <w:t>Se recomienda avisar a la consejería.</w:t>
             </w:r>
             <w:r>
               <w:rPr>
-                <w:sz w:val="22"/>
+                <w:sz w:val="19"/>
               </w:rPr>
               <w:t xml:space="preserve"> Es probable que provoque una revelación. Dile a tu consejería en qué semana la enseñarás.</w:t>
             </w:r>
@@ -6464,12 +6464,12 @@
       </w:pPr>
       <w:r>
         <w:rPr>
-          <w:rFonts w:ascii="Segoe Print" w:hAnsi="Segoe Print"/>
+          <w:rFonts w:ascii="Calibri" w:hAnsi="Calibri"/>
           <w:b/>
           <w:color w:val="A8400A"/>
-          <w:sz w:val="28"/>
+          <w:sz w:val="18"/>
         </w:rPr>
-        <w:t>Section 8</w:t>
+        <w:t>SECTION 8</w:t>
       </w:r>
     </w:p>
     <w:p>
@@ -7005,12 +7005,12 @@
       </w:pPr>
       <w:r>
         <w:rPr>
-          <w:rFonts w:ascii="Segoe Print" w:hAnsi="Segoe Print"/>
+          <w:rFonts w:ascii="Calibri" w:hAnsi="Calibri"/>
           <w:b/>
           <w:color w:val="A8400A"/>
-          <w:sz w:val="28"/>
+          <w:sz w:val="18"/>
         </w:rPr>
-        <w:t>Section 9</w:t>
+        <w:t>SECTION 9</w:t>
       </w:r>
     </w:p>
     <w:p>
@@ -7569,12 +7569,12 @@
       </w:pPr>
       <w:r>
         <w:rPr>
-          <w:rFonts w:ascii="Segoe Print" w:hAnsi="Segoe Print"/>
+          <w:rFonts w:ascii="Calibri" w:hAnsi="Calibri"/>
           <w:b/>
           <w:color w:val="A8400A"/>
-          <w:sz w:val="28"/>
+          <w:sz w:val="18"/>
         </w:rPr>
-        <w:t>Section 10</w:t>
+        <w:t>SECTION 10</w:t>
       </w:r>
     </w:p>
     <w:p>
@@ -7633,12 +7633,12 @@
             </w:pPr>
             <w:r>
               <w:rPr>
-                <w:rFonts w:ascii="Segoe Print" w:hAnsi="Segoe Print"/>
+                <w:rFonts w:ascii="Calibri" w:hAnsi="Calibri"/>
                 <w:b/>
                 <w:color w:val="2F6F73"/>
-                <w:sz w:val="24"/>
+                <w:sz w:val="15"/>
               </w:rPr>
-              <w:t>Field note</w:t>
+              <w:t>FIELD NOTE</w:t>
             </w:r>
             <w:r>
               <w:rPr>
@@ -7671,13 +7671,13 @@
             <w:r>
               <w:rPr>
                 <w:b/>
-                <w:sz w:val="22"/>
+                <w:sz w:val="19"/>
               </w:rPr>
               <w:t>Se recomienda avisar a la consejería.</w:t>
             </w:r>
             <w:r>
               <w:rPr>
-                <w:sz w:val="22"/>
+                <w:sz w:val="19"/>
               </w:rPr>
               <w:t xml:space="preserve"> Es probable que provoque una revelación. Dile a tu consejería en qué semana la enseñarás.</w:t>
             </w:r>
@@ -8925,7 +8925,7 @@
         <w:color w:val="5A5C70"/>
         <w:sz w:val="14"/>
       </w:rPr>
-      <w:t>Hackles · © 2026 Competence Collective · competencecollective.org · Text CC BY-NC 4.0 · Name, logos and art: all rights reserved</w:t>
+      <w:t>Hackles · quillsup.org · © 2026 Competence Collective · Text CC BY-NC 4.0 · Name, logos and art: all rights reserved</w:t>
     </w:r>
     <w:r>
       <w:tab/>
@@ -9399,7 +9399,7 @@
     <w:rPr>
       <w:rFonts w:ascii="Cambria" w:hAnsi="Cambria" w:cs="Cambria" w:eastAsia="Cambria"/>
       <w:color w:val="2B2D42"/>
-      <w:sz w:val="24"/>
+      <w:sz w:val="21"/>
     </w:rPr>
   </w:style>
   <w:style w:type="paragraph" w:styleId="Header">
@@ -9940,7 +9940,7 @@
     <w:rPr>
       <w:rFonts w:ascii="Cambria" w:hAnsi="Cambria" w:cs="Cambria" w:eastAsia="Cambria"/>
       <w:color w:val="2B2D42"/>
-      <w:sz w:val="24"/>
+      <w:sz w:val="21"/>
     </w:rPr>
   </w:style>
   <w:style w:type="paragraph" w:styleId="ListBullet2">
@@ -9959,7 +9959,7 @@
     <w:rPr>
       <w:rFonts w:ascii="Cambria" w:hAnsi="Cambria" w:cs="Cambria" w:eastAsia="Cambria"/>
       <w:color w:val="2B2D42"/>
-      <w:sz w:val="24"/>
+      <w:sz w:val="21"/>
     </w:rPr>
   </w:style>
   <w:style w:type="paragraph" w:styleId="ListBullet3">
@@ -9978,7 +9978,7 @@
     <w:rPr>
       <w:rFonts w:ascii="Cambria" w:hAnsi="Cambria" w:cs="Cambria" w:eastAsia="Cambria"/>
       <w:color w:val="2B2D42"/>
-      <w:sz w:val="24"/>
+      <w:sz w:val="21"/>
     </w:rPr>
   </w:style>
   <w:style w:type="paragraph" w:styleId="ListNumber">
